--- a/manuscript/Plant_CellFM_v3_evidence_first_manuscript.docx
+++ b/manuscript/Plant_CellFM_v3_evidence_first_manuscript.docx
@@ -1317,7 +1317,7 @@
           <w:sz w:val="19"/>
           <w:szCs w:val="19"/>
         </w:rPr>
-        <w:t xml:space="preserve">The final archival commit identifier should be inserted here after the v3 source-data package has been pushed. The current source-data directories are figures/plant_cellfm_submission_v3/source_data, figures/plant_cellfm_submission_v3/extended_data/source_data and supplementary_tables/submission_v3.</w:t>
+        <w:t xml:space="preserve">The v3 evidence package is frozen at commit a70a296 (https://github.com/ahvsjags/SnowLotus-CellFM/commit/a70a296) on branch agent/remote-pipeline-20260728. The current source-data directories are figures/plant_cellfm_submission_v3/source_data, figures/plant_cellfm_submission_v3/extended_data/source_data and supplementary_tables/submission_v3.</w:t>
       </w:r>
     </w:p>
     <w:p>
